--- a/public/resume/JPD1PageResume_090426.docx
+++ b/public/resume/JPD1PageResume_090426.docx
@@ -162,33 +162,7 @@
           <w:sz w:val="22"/>
           <w:szCs w:val="22"/>
         </w:rPr>
-        <w:t>https://www.justinpdickerson.</w:t>
-      </w:r>
-      <w:r>
-        <w:rPr>
-          <w:rStyle w:val="fs14personal-entityeditableaddressfw4w100text-rightoverflow-hiddenundefined"/>
-          <w:rFonts w:eastAsia="Times New Roman" w:cs="Times New Roman"/>
-          <w:b w:val="false"/>
-          <w:bCs w:val="false"/>
-          <w:color w:val="000000"/>
-          <w:spacing w:val="0"/>
-          <w:sz w:val="22"/>
-          <w:szCs w:val="22"/>
-        </w:rPr>
-        <w:t>com</w:t>
-      </w:r>
-      <w:r>
-        <w:rPr>
-          <w:rStyle w:val="fs14personal-entityeditableaddressfw4w100text-rightoverflow-hiddenundefined"/>
-          <w:rFonts w:eastAsia="Times New Roman" w:cs="Times New Roman"/>
-          <w:b w:val="false"/>
-          <w:bCs w:val="false"/>
-          <w:color w:val="000000"/>
-          <w:spacing w:val="0"/>
-          <w:sz w:val="22"/>
-          <w:szCs w:val="22"/>
-        </w:rPr>
-        <w:t xml:space="preserve"> | GitHub: dj911ice</w:t>
+        <w:t>https://www.justinpdickerson.com | GitHub: dj911ice</w:t>
       </w:r>
     </w:p>
     <w:p>
@@ -1102,7 +1076,7 @@
           <w:sz w:val="22"/>
           <w:szCs w:val="22"/>
         </w:rPr>
-        <w:t>Lead Developer | Active Development</w:t>
+        <w:t>Lead Developer</w:t>
       </w:r>
     </w:p>
     <w:p>
@@ -1163,7 +1137,7 @@
           <w:sz w:val="22"/>
           <w:szCs w:val="22"/>
         </w:rPr>
-        <w:t>Speed Score (Vertically Integrated Project) | Frontend Infrastructure Engineer | Active Development</w:t>
+        <w:t>Speed Score (Vertically Integrated Project) | Frontend Infrastructure Engineer</w:t>
       </w:r>
     </w:p>
     <w:p>
@@ -1233,7 +1207,7 @@
           <w:sz w:val="22"/>
           <w:szCs w:val="22"/>
         </w:rPr>
-        <w:t>Lead Developer | Active Development</w:t>
+        <w:t>Lead Developer</w:t>
       </w:r>
     </w:p>
     <w:p>
@@ -1253,7 +1227,39 @@
           <w:sz w:val="22"/>
           <w:szCs w:val="22"/>
         </w:rPr>
-        <w:t>Developing a professional website using the MERN stack integrated with Next.js (</w:t>
+        <w:t>Develop</w:t>
+      </w:r>
+      <w:r>
+        <w:rPr>
+          <w:i/>
+          <w:sz w:val="22"/>
+          <w:szCs w:val="22"/>
+        </w:rPr>
+        <w:t>ed</w:t>
+      </w:r>
+      <w:r>
+        <w:rPr>
+          <w:i/>
+          <w:sz w:val="22"/>
+          <w:szCs w:val="22"/>
+        </w:rPr>
+        <w:t xml:space="preserve"> a professional website using the MERN stack integrated with Next.js, </w:t>
+      </w:r>
+      <w:r>
+        <w:rPr>
+          <w:i/>
+          <w:sz w:val="22"/>
+          <w:szCs w:val="22"/>
+        </w:rPr>
+        <w:t>migrated website to Astro.js and React.</w:t>
+      </w:r>
+      <w:r>
+        <w:rPr>
+          <w:i/>
+          <w:sz w:val="22"/>
+          <w:szCs w:val="22"/>
+        </w:rPr>
+        <w:t xml:space="preserve"> (</w:t>
       </w:r>
       <w:hyperlink r:id="rId4" w:tgtFrame="_blank">
         <w:r>
